--- a/courses/CC长者课_AI情绪焕新/CC合作方案_内部讨论.docx
+++ b/courses/CC长者课_AI情绪焕新/CC合作方案_内部讨论.docx
@@ -15,7 +15,7 @@
           <w:sz w:val="40"/>
           <w:szCs w:val="40"/>
         </w:rPr>
-        <w:t xml:space="preserve">CC 长者课合作方案（内部讨论）</w:t>
+        <w:t xml:space="preserve">CC 长者课方案（内部讨论）</w:t>
       </w:r>
     </w:p>
     <w:p>
@@ -29,7 +29,7 @@
           <w:sz w:val="21"/>
           <w:szCs w:val="21"/>
         </w:rPr>
-        <w:t xml:space="preserve">「AI 情绪焕新」 · 社区中心（CC）合作 · 只供内部讨论，不发给 CC</w:t>
+        <w:t xml:space="preserve">「AI 情绪焕新」 · 社区中心（CC）课程 · 只供内部讨论，不发给 CC</w:t>
       </w:r>
     </w:p>
     <w:tbl>
@@ -77,7 +77,7 @@
                 <w:sz w:val="23"/>
                 <w:szCs w:val="23"/>
               </w:rPr>
-              <w:t xml:space="preserve">在社区中心给长者开「AI 情绪焕新」课：一边积累政府向的曝光，一边把学员转到 ThinkNova 和小生意 AI 课。</w:t>
+              <w:t xml:space="preserve">在社区中心给长者开「AI 情绪焕新」课：教长者用 AI 修复照片、做视频、做节日祝福，当天发给家人。</w:t>
             </w:r>
           </w:p>
         </w:tc>
@@ -97,351 +97,7 @@
           <w:sz w:val="28"/>
           <w:szCs w:val="28"/>
         </w:rPr>
-        <w:t xml:space="preserve">一、我们要什么</w:t>
-      </w:r>
-    </w:p>
-    <w:tbl>
-      <w:tblPr>
-        <w:tblW w:type="dxa" w:w="9026"/>
-        <w:tblBorders>
-          <w:top w:val="single" w:color="auto" w:sz="4"/>
-          <w:left w:val="single" w:color="auto" w:sz="4"/>
-          <w:bottom w:val="single" w:color="auto" w:sz="4"/>
-          <w:right w:val="single" w:color="auto" w:sz="4"/>
-          <w:insideH w:val="single" w:color="auto" w:sz="4"/>
-          <w:insideV w:val="single" w:color="auto" w:sz="4"/>
-        </w:tblBorders>
-      </w:tblPr>
-      <w:tblGrid>
-        <w:gridCol w:w="1800"/>
-        <w:gridCol w:w="4426"/>
-        <w:gridCol w:w="2800"/>
-      </w:tblGrid>
-      <w:tr>
-        <w:trPr>
-          <w:tblHeader/>
-        </w:trPr>
-        <w:tc>
-          <w:tcPr>
-            <w:tcW w:type="dxa" w:w="1800"/>
-            <w:tcBorders>
-              <w:top w:val="single" w:color="E3CFC9" w:sz="4"/>
-              <w:left w:val="single" w:color="E3CFC9" w:sz="4"/>
-              <w:bottom w:val="single" w:color="E3CFC9" w:sz="4"/>
-              <w:right w:val="single" w:color="E3CFC9" w:sz="4"/>
-            </w:tcBorders>
-            <w:shd w:fill="B8352A" w:color="auto" w:val="clear"/>
-            <w:tcMar>
-              <w:top w:type="dxa" w:w="80"/>
-              <w:left w:type="dxa" w:w="120"/>
-              <w:bottom w:type="dxa" w:w="80"/>
-              <w:right w:type="dxa" w:w="120"/>
-            </w:tcMar>
-          </w:tcPr>
-          <w:p>
-            <w:pPr>
-              <w:spacing w:after="0"/>
-            </w:pPr>
-            <w:r>
-              <w:rPr>
-                <w:rFonts w:ascii="Microsoft YaHei" w:cs="Microsoft YaHei" w:eastAsia="Microsoft YaHei" w:hAnsi="Microsoft YaHei"/>
-                <w:b/>
-                <w:bCs/>
-                <w:color w:val="FFFFFF"/>
-                <w:sz w:val="21"/>
-                <w:szCs w:val="21"/>
-              </w:rPr>
-              <w:t xml:space="preserve">目标</w:t>
-            </w:r>
-          </w:p>
-        </w:tc>
-        <w:tc>
-          <w:tcPr>
-            <w:tcW w:type="dxa" w:w="4426"/>
-            <w:tcBorders>
-              <w:top w:val="single" w:color="E3CFC9" w:sz="4"/>
-              <w:left w:val="single" w:color="E3CFC9" w:sz="4"/>
-              <w:bottom w:val="single" w:color="E3CFC9" w:sz="4"/>
-              <w:right w:val="single" w:color="E3CFC9" w:sz="4"/>
-            </w:tcBorders>
-            <w:shd w:fill="B8352A" w:color="auto" w:val="clear"/>
-            <w:tcMar>
-              <w:top w:type="dxa" w:w="80"/>
-              <w:left w:type="dxa" w:w="120"/>
-              <w:bottom w:type="dxa" w:w="80"/>
-              <w:right w:type="dxa" w:w="120"/>
-            </w:tcMar>
-          </w:tcPr>
-          <w:p>
-            <w:pPr>
-              <w:spacing w:after="0"/>
-            </w:pPr>
-            <w:r>
-              <w:rPr>
-                <w:rFonts w:ascii="Microsoft YaHei" w:cs="Microsoft YaHei" w:eastAsia="Microsoft YaHei" w:hAnsi="Microsoft YaHei"/>
-                <w:b/>
-                <w:bCs/>
-                <w:color w:val="FFFFFF"/>
-                <w:sz w:val="21"/>
-                <w:szCs w:val="21"/>
-              </w:rPr>
-              <w:t xml:space="preserve">具体是什么</w:t>
-            </w:r>
-          </w:p>
-        </w:tc>
-        <w:tc>
-          <w:tcPr>
-            <w:tcW w:type="dxa" w:w="2800"/>
-            <w:tcBorders>
-              <w:top w:val="single" w:color="E3CFC9" w:sz="4"/>
-              <w:left w:val="single" w:color="E3CFC9" w:sz="4"/>
-              <w:bottom w:val="single" w:color="E3CFC9" w:sz="4"/>
-              <w:right w:val="single" w:color="E3CFC9" w:sz="4"/>
-            </w:tcBorders>
-            <w:shd w:fill="B8352A" w:color="auto" w:val="clear"/>
-            <w:tcMar>
-              <w:top w:type="dxa" w:w="80"/>
-              <w:left w:type="dxa" w:w="120"/>
-              <w:bottom w:type="dxa" w:w="80"/>
-              <w:right w:type="dxa" w:w="120"/>
-            </w:tcMar>
-          </w:tcPr>
-          <w:p>
-            <w:pPr>
-              <w:spacing w:after="0"/>
-            </w:pPr>
-            <w:r>
-              <w:rPr>
-                <w:rFonts w:ascii="Microsoft YaHei" w:cs="Microsoft YaHei" w:eastAsia="Microsoft YaHei" w:hAnsi="Microsoft YaHei"/>
-                <w:b/>
-                <w:bCs/>
-                <w:color w:val="FFFFFF"/>
-                <w:sz w:val="21"/>
-                <w:szCs w:val="21"/>
-              </w:rPr>
-              <w:t xml:space="preserve">看什么</w:t>
-            </w:r>
-          </w:p>
-        </w:tc>
-      </w:tr>
-      <w:tr>
-        <w:trPr>
-          <w:cantSplit/>
-        </w:trPr>
-        <w:tc>
-          <w:tcPr>
-            <w:tcW w:type="dxa" w:w="1800"/>
-            <w:tcBorders>
-              <w:top w:val="single" w:color="E3CFC9" w:sz="4"/>
-              <w:left w:val="single" w:color="E3CFC9" w:sz="4"/>
-              <w:bottom w:val="single" w:color="E3CFC9" w:sz="4"/>
-              <w:right w:val="single" w:color="E3CFC9" w:sz="4"/>
-            </w:tcBorders>
-            <w:tcMar>
-              <w:top w:type="dxa" w:w="80"/>
-              <w:left w:type="dxa" w:w="120"/>
-              <w:bottom w:type="dxa" w:w="80"/>
-              <w:right w:type="dxa" w:w="120"/>
-            </w:tcMar>
-          </w:tcPr>
-          <w:p>
-            <w:pPr>
-              <w:spacing w:after="0" w:line="280"/>
-            </w:pPr>
-            <w:r>
-              <w:rPr>
-                <w:rFonts w:ascii="Microsoft YaHei" w:cs="Microsoft YaHei" w:eastAsia="Microsoft YaHei" w:hAnsi="Microsoft YaHei"/>
-                <w:b/>
-                <w:bCs/>
-                <w:sz w:val="21"/>
-                <w:szCs w:val="21"/>
-              </w:rPr>
-              <w:t xml:space="preserve">政府向曝光</w:t>
-            </w:r>
-          </w:p>
-        </w:tc>
-        <w:tc>
-          <w:tcPr>
-            <w:tcW w:type="dxa" w:w="4426"/>
-            <w:tcBorders>
-              <w:top w:val="single" w:color="E3CFC9" w:sz="4"/>
-              <w:left w:val="single" w:color="E3CFC9" w:sz="4"/>
-              <w:bottom w:val="single" w:color="E3CFC9" w:sz="4"/>
-              <w:right w:val="single" w:color="E3CFC9" w:sz="4"/>
-            </w:tcBorders>
-            <w:tcMar>
-              <w:top w:type="dxa" w:w="80"/>
-              <w:left w:type="dxa" w:w="120"/>
-              <w:bottom w:type="dxa" w:w="80"/>
-              <w:right w:type="dxa" w:w="120"/>
-            </w:tcMar>
-          </w:tcPr>
-          <w:p>
-            <w:pPr>
-              <w:spacing w:after="0" w:line="280"/>
-            </w:pPr>
-            <w:r>
-              <w:rPr>
-                <w:rFonts w:ascii="Microsoft YaHei" w:cs="Microsoft YaHei" w:eastAsia="Microsoft YaHei" w:hAnsi="Microsoft YaHei"/>
-                <w:b w:val="false"/>
-                <w:bCs w:val="false"/>
-                <w:sz w:val="21"/>
-                <w:szCs w:val="21"/>
-              </w:rPr>
-              <w:t xml:space="preserve">和 CC 合作办课，积累背书，以后对接更多社区和政府项目</w:t>
-            </w:r>
-          </w:p>
-        </w:tc>
-        <w:tc>
-          <w:tcPr>
-            <w:tcW w:type="dxa" w:w="2800"/>
-            <w:tcBorders>
-              <w:top w:val="single" w:color="E3CFC9" w:sz="4"/>
-              <w:left w:val="single" w:color="E3CFC9" w:sz="4"/>
-              <w:bottom w:val="single" w:color="E3CFC9" w:sz="4"/>
-              <w:right w:val="single" w:color="E3CFC9" w:sz="4"/>
-            </w:tcBorders>
-            <w:tcMar>
-              <w:top w:type="dxa" w:w="80"/>
-              <w:left w:type="dxa" w:w="120"/>
-              <w:bottom w:type="dxa" w:w="80"/>
-              <w:right w:type="dxa" w:w="120"/>
-            </w:tcMar>
-          </w:tcPr>
-          <w:p>
-            <w:pPr>
-              <w:spacing w:after="0" w:line="280"/>
-            </w:pPr>
-            <w:r>
-              <w:rPr>
-                <w:rFonts w:ascii="Microsoft YaHei" w:cs="Microsoft YaHei" w:eastAsia="Microsoft YaHei" w:hAnsi="Microsoft YaHei"/>
-                <w:b w:val="false"/>
-                <w:bCs w:val="false"/>
-                <w:sz w:val="21"/>
-                <w:szCs w:val="21"/>
-              </w:rPr>
-              <w:t xml:space="preserve">出席人数、合照、学员作品、反馈</w:t>
-            </w:r>
-          </w:p>
-        </w:tc>
-      </w:tr>
-      <w:tr>
-        <w:trPr>
-          <w:cantSplit/>
-        </w:trPr>
-        <w:tc>
-          <w:tcPr>
-            <w:tcW w:type="dxa" w:w="1800"/>
-            <w:tcBorders>
-              <w:top w:val="single" w:color="E3CFC9" w:sz="4"/>
-              <w:left w:val="single" w:color="E3CFC9" w:sz="4"/>
-              <w:bottom w:val="single" w:color="E3CFC9" w:sz="4"/>
-              <w:right w:val="single" w:color="E3CFC9" w:sz="4"/>
-            </w:tcBorders>
-            <w:tcMar>
-              <w:top w:type="dxa" w:w="80"/>
-              <w:left w:type="dxa" w:w="120"/>
-              <w:bottom w:type="dxa" w:w="80"/>
-              <w:right w:type="dxa" w:w="120"/>
-            </w:tcMar>
-          </w:tcPr>
-          <w:p>
-            <w:pPr>
-              <w:spacing w:after="0" w:line="280"/>
-            </w:pPr>
-            <w:r>
-              <w:rPr>
-                <w:rFonts w:ascii="Microsoft YaHei" w:cs="Microsoft YaHei" w:eastAsia="Microsoft YaHei" w:hAnsi="Microsoft YaHei"/>
-                <w:b/>
-                <w:bCs/>
-                <w:sz w:val="21"/>
-                <w:szCs w:val="21"/>
-              </w:rPr>
-              <w:t xml:space="preserve">基础转化</w:t>
-            </w:r>
-          </w:p>
-        </w:tc>
-        <w:tc>
-          <w:tcPr>
-            <w:tcW w:type="dxa" w:w="4426"/>
-            <w:tcBorders>
-              <w:top w:val="single" w:color="E3CFC9" w:sz="4"/>
-              <w:left w:val="single" w:color="E3CFC9" w:sz="4"/>
-              <w:bottom w:val="single" w:color="E3CFC9" w:sz="4"/>
-              <w:right w:val="single" w:color="E3CFC9" w:sz="4"/>
-            </w:tcBorders>
-            <w:tcMar>
-              <w:top w:type="dxa" w:w="80"/>
-              <w:left w:type="dxa" w:w="120"/>
-              <w:bottom w:type="dxa" w:w="80"/>
-              <w:right w:type="dxa" w:w="120"/>
-            </w:tcMar>
-          </w:tcPr>
-          <w:p>
-            <w:pPr>
-              <w:spacing w:after="0" w:line="280"/>
-            </w:pPr>
-            <w:r>
-              <w:rPr>
-                <w:rFonts w:ascii="Microsoft YaHei" w:cs="Microsoft YaHei" w:eastAsia="Microsoft YaHei" w:hAnsi="Microsoft YaHei"/>
-                <w:b w:val="false"/>
-                <w:bCs w:val="false"/>
-                <w:sz w:val="21"/>
-                <w:szCs w:val="21"/>
-              </w:rPr>
-              <w:t xml:space="preserve">学员付算力费用 ThinkNova；家里有人做生意的，引到小生意 AI 课，再到定制开发（FDE）</w:t>
-            </w:r>
-          </w:p>
-        </w:tc>
-        <w:tc>
-          <w:tcPr>
-            <w:tcW w:type="dxa" w:w="2800"/>
-            <w:tcBorders>
-              <w:top w:val="single" w:color="E3CFC9" w:sz="4"/>
-              <w:left w:val="single" w:color="E3CFC9" w:sz="4"/>
-              <w:bottom w:val="single" w:color="E3CFC9" w:sz="4"/>
-              <w:right w:val="single" w:color="E3CFC9" w:sz="4"/>
-            </w:tcBorders>
-            <w:tcMar>
-              <w:top w:type="dxa" w:w="80"/>
-              <w:left w:type="dxa" w:w="120"/>
-              <w:bottom w:type="dxa" w:w="80"/>
-              <w:right w:type="dxa" w:w="120"/>
-            </w:tcMar>
-          </w:tcPr>
-          <w:p>
-            <w:pPr>
-              <w:spacing w:after="0" w:line="280"/>
-            </w:pPr>
-            <w:r>
-              <w:rPr>
-                <w:rFonts w:ascii="Microsoft YaHei" w:cs="Microsoft YaHei" w:eastAsia="Microsoft YaHei" w:hAnsi="Microsoft YaHei"/>
-                <w:b w:val="false"/>
-                <w:bCs w:val="false"/>
-                <w:sz w:val="21"/>
-                <w:szCs w:val="21"/>
-              </w:rPr>
-              <w:t xml:space="preserve">付费人数；登记「家里做生意」的人数</w:t>
-            </w:r>
-          </w:p>
-        </w:tc>
-      </w:tr>
-    </w:tbl>
-    <w:p>
-      <w:pPr>
-        <w:keepNext/>
-        <w:spacing w:after="120" w:before="280"/>
-      </w:pPr>
-      <w:r>
-        <w:rPr>
-          <w:rFonts w:ascii="Microsoft YaHei" w:cs="Microsoft YaHei" w:eastAsia="Microsoft YaHei" w:hAnsi="Microsoft YaHei"/>
-          <w:b/>
-          <w:bCs/>
-          <w:color w:val="B8352A"/>
-          <w:sz w:val="28"/>
-          <w:szCs w:val="28"/>
-        </w:rPr>
-        <w:t xml:space="preserve">二、课程是什么</w:t>
+        <w:t xml:space="preserve">一、课程是什么</w:t>
       </w:r>
     </w:p>
     <w:tbl>
@@ -1031,7 +687,7 @@
           <w:sz w:val="28"/>
           <w:szCs w:val="28"/>
         </w:rPr>
-        <w:t xml:space="preserve">三、钱怎么收</w:t>
+        <w:t xml:space="preserve">二、费用怎么收</w:t>
       </w:r>
     </w:p>
     <w:p>
@@ -1051,7 +707,7 @@
           <w:sz w:val="21"/>
           <w:szCs w:val="21"/>
         </w:rPr>
-        <w:t xml:space="preserve">进场收算力费 S$8</w:t>
+        <w:t xml:space="preserve">进场收 S$8</w:t>
       </w:r>
       <w:r>
         <w:rPr>
@@ -1113,7 +769,7 @@
           <w:sz w:val="21"/>
           <w:szCs w:val="21"/>
         </w:rPr>
-        <w:t xml:space="preserve">新账号自带 100 积分（45 天有效），课上先用这部分；S$8 买的是课后继续用的额度。对 CC 可以说：「课上体验不额外花钱，算力费是学员回家继续用的」。</w:t>
+        <w:t xml:space="preserve">新账号自带 100 积分（45 天有效），课上先用这部分；S$8 买的是课后继续用的额度。对 CC 可以说：「课上体验不额外花钱，费用是学员回家继续用的」。</w:t>
       </w:r>
     </w:p>
     <w:p>
@@ -1148,276 +804,7 @@
           <w:sz w:val="28"/>
           <w:szCs w:val="28"/>
         </w:rPr>
-        <w:t xml:space="preserve">四、漏斗怎么接</w:t>
-      </w:r>
-    </w:p>
-    <w:tbl>
-      <w:tblPr>
-        <w:tblW w:type="dxa" w:w="9024"/>
-        <w:tblBorders>
-          <w:top w:val="single" w:color="auto" w:sz="4"/>
-          <w:left w:val="single" w:color="auto" w:sz="4"/>
-          <w:bottom w:val="single" w:color="auto" w:sz="4"/>
-          <w:right w:val="single" w:color="auto" w:sz="4"/>
-          <w:insideH w:val="single" w:color="auto" w:sz="4"/>
-          <w:insideV w:val="single" w:color="auto" w:sz="4"/>
-        </w:tblBorders>
-      </w:tblPr>
-      <w:tblGrid>
-        <w:gridCol w:w="1956"/>
-        <w:gridCol w:w="400"/>
-        <w:gridCol w:w="1956"/>
-        <w:gridCol w:w="400"/>
-        <w:gridCol w:w="1956"/>
-        <w:gridCol w:w="400"/>
-        <w:gridCol w:w="1956"/>
-      </w:tblGrid>
-      <w:tr>
-        <w:tc>
-          <w:tcPr>
-            <w:tcW w:type="dxa" w:w="1956"/>
-            <w:tcBorders>
-              <w:top w:val="single" w:color="E3CFC9" w:sz="4"/>
-              <w:left w:val="single" w:color="E3CFC9" w:sz="4"/>
-              <w:bottom w:val="single" w:color="E3CFC9" w:sz="4"/>
-              <w:right w:val="single" w:color="E3CFC9" w:sz="4"/>
-            </w:tcBorders>
-            <w:shd w:fill="FBEAE5" w:color="auto" w:val="clear"/>
-            <w:tcMar>
-              <w:top w:type="dxa" w:w="100"/>
-              <w:left w:type="dxa" w:w="100"/>
-              <w:bottom w:type="dxa" w:w="100"/>
-              <w:right w:type="dxa" w:w="100"/>
-            </w:tcMar>
-            <w:vAlign w:val="center"/>
-          </w:tcPr>
-          <w:p>
-            <w:pPr>
-              <w:spacing w:after="0" w:line="280"/>
-              <w:jc w:val="center"/>
-            </w:pPr>
-            <w:r>
-              <w:rPr>
-                <w:rFonts w:ascii="Microsoft YaHei" w:cs="Microsoft YaHei" w:eastAsia="Microsoft YaHei" w:hAnsi="Microsoft YaHei"/>
-                <w:b/>
-                <w:bCs/>
-                <w:color w:val="2B1D1A"/>
-                <w:sz w:val="21"/>
-                <w:szCs w:val="21"/>
-              </w:rPr>
-              <w:t xml:space="preserve">CC 长者课</w:t>
-            </w:r>
-          </w:p>
-        </w:tc>
-        <w:tc>
-          <w:tcPr>
-            <w:tcW w:type="dxa" w:w="400"/>
-            <w:tcBorders>
-              <w:top w:val="none" w:color="FFFFFF" w:sz="0"/>
-              <w:left w:val="none" w:color="FFFFFF" w:sz="0"/>
-              <w:bottom w:val="none" w:color="FFFFFF" w:sz="0"/>
-              <w:right w:val="none" w:color="FFFFFF" w:sz="0"/>
-            </w:tcBorders>
-            <w:vAlign w:val="center"/>
-          </w:tcPr>
-          <w:p>
-            <w:pPr>
-              <w:spacing w:after="0"/>
-              <w:jc w:val="center"/>
-            </w:pPr>
-            <w:r>
-              <w:rPr>
-                <w:rFonts w:ascii="Microsoft YaHei" w:cs="Microsoft YaHei" w:eastAsia="Microsoft YaHei" w:hAnsi="Microsoft YaHei"/>
-                <w:b/>
-                <w:bCs/>
-                <w:color w:val="B8352A"/>
-                <w:sz w:val="28"/>
-                <w:szCs w:val="28"/>
-              </w:rPr>
-              <w:t xml:space="preserve">→</w:t>
-            </w:r>
-          </w:p>
-        </w:tc>
-        <w:tc>
-          <w:tcPr>
-            <w:tcW w:type="dxa" w:w="1956"/>
-            <w:tcBorders>
-              <w:top w:val="single" w:color="E3CFC9" w:sz="4"/>
-              <w:left w:val="single" w:color="E3CFC9" w:sz="4"/>
-              <w:bottom w:val="single" w:color="E3CFC9" w:sz="4"/>
-              <w:right w:val="single" w:color="E3CFC9" w:sz="4"/>
-            </w:tcBorders>
-            <w:shd w:fill="FBEAE5" w:color="auto" w:val="clear"/>
-            <w:tcMar>
-              <w:top w:type="dxa" w:w="100"/>
-              <w:left w:type="dxa" w:w="100"/>
-              <w:bottom w:type="dxa" w:w="100"/>
-              <w:right w:type="dxa" w:w="100"/>
-            </w:tcMar>
-            <w:vAlign w:val="center"/>
-          </w:tcPr>
-          <w:p>
-            <w:pPr>
-              <w:spacing w:after="0" w:line="280"/>
-              <w:jc w:val="center"/>
-            </w:pPr>
-            <w:r>
-              <w:rPr>
-                <w:rFonts w:ascii="Microsoft YaHei" w:cs="Microsoft YaHei" w:eastAsia="Microsoft YaHei" w:hAnsi="Microsoft YaHei"/>
-                <w:b/>
-                <w:bCs/>
-                <w:color w:val="2B1D1A"/>
-                <w:sz w:val="21"/>
-                <w:szCs w:val="21"/>
-              </w:rPr>
-              <w:t xml:space="preserve">登记表：家里有人做生意吗？</w:t>
-            </w:r>
-          </w:p>
-        </w:tc>
-        <w:tc>
-          <w:tcPr>
-            <w:tcW w:type="dxa" w:w="400"/>
-            <w:tcBorders>
-              <w:top w:val="none" w:color="FFFFFF" w:sz="0"/>
-              <w:left w:val="none" w:color="FFFFFF" w:sz="0"/>
-              <w:bottom w:val="none" w:color="FFFFFF" w:sz="0"/>
-              <w:right w:val="none" w:color="FFFFFF" w:sz="0"/>
-            </w:tcBorders>
-            <w:vAlign w:val="center"/>
-          </w:tcPr>
-          <w:p>
-            <w:pPr>
-              <w:spacing w:after="0"/>
-              <w:jc w:val="center"/>
-            </w:pPr>
-            <w:r>
-              <w:rPr>
-                <w:rFonts w:ascii="Microsoft YaHei" w:cs="Microsoft YaHei" w:eastAsia="Microsoft YaHei" w:hAnsi="Microsoft YaHei"/>
-                <w:b/>
-                <w:bCs/>
-                <w:color w:val="B8352A"/>
-                <w:sz w:val="28"/>
-                <w:szCs w:val="28"/>
-              </w:rPr>
-              <w:t xml:space="preserve">→</w:t>
-            </w:r>
-          </w:p>
-        </w:tc>
-        <w:tc>
-          <w:tcPr>
-            <w:tcW w:type="dxa" w:w="1956"/>
-            <w:tcBorders>
-              <w:top w:val="single" w:color="E3CFC9" w:sz="4"/>
-              <w:left w:val="single" w:color="E3CFC9" w:sz="4"/>
-              <w:bottom w:val="single" w:color="E3CFC9" w:sz="4"/>
-              <w:right w:val="single" w:color="E3CFC9" w:sz="4"/>
-            </w:tcBorders>
-            <w:shd w:fill="FBEAE5" w:color="auto" w:val="clear"/>
-            <w:tcMar>
-              <w:top w:type="dxa" w:w="100"/>
-              <w:left w:type="dxa" w:w="100"/>
-              <w:bottom w:type="dxa" w:w="100"/>
-              <w:right w:type="dxa" w:w="100"/>
-            </w:tcMar>
-            <w:vAlign w:val="center"/>
-          </w:tcPr>
-          <w:p>
-            <w:pPr>
-              <w:spacing w:after="0" w:line="280"/>
-              <w:jc w:val="center"/>
-            </w:pPr>
-            <w:r>
-              <w:rPr>
-                <w:rFonts w:ascii="Microsoft YaHei" w:cs="Microsoft YaHei" w:eastAsia="Microsoft YaHei" w:hAnsi="Microsoft YaHei"/>
-                <w:b/>
-                <w:bCs/>
-                <w:color w:val="2B1D1A"/>
-                <w:sz w:val="21"/>
-                <w:szCs w:val="21"/>
-              </w:rPr>
-              <w:t xml:space="preserve">小生意 AI 课（付费）</w:t>
-            </w:r>
-          </w:p>
-        </w:tc>
-        <w:tc>
-          <w:tcPr>
-            <w:tcW w:type="dxa" w:w="400"/>
-            <w:tcBorders>
-              <w:top w:val="none" w:color="FFFFFF" w:sz="0"/>
-              <w:left w:val="none" w:color="FFFFFF" w:sz="0"/>
-              <w:bottom w:val="none" w:color="FFFFFF" w:sz="0"/>
-              <w:right w:val="none" w:color="FFFFFF" w:sz="0"/>
-            </w:tcBorders>
-            <w:vAlign w:val="center"/>
-          </w:tcPr>
-          <w:p>
-            <w:pPr>
-              <w:spacing w:after="0"/>
-              <w:jc w:val="center"/>
-            </w:pPr>
-            <w:r>
-              <w:rPr>
-                <w:rFonts w:ascii="Microsoft YaHei" w:cs="Microsoft YaHei" w:eastAsia="Microsoft YaHei" w:hAnsi="Microsoft YaHei"/>
-                <w:b/>
-                <w:bCs/>
-                <w:color w:val="B8352A"/>
-                <w:sz w:val="28"/>
-                <w:szCs w:val="28"/>
-              </w:rPr>
-              <w:t xml:space="preserve">→</w:t>
-            </w:r>
-          </w:p>
-        </w:tc>
-        <w:tc>
-          <w:tcPr>
-            <w:tcW w:type="dxa" w:w="1956"/>
-            <w:tcBorders>
-              <w:top w:val="single" w:color="E3CFC9" w:sz="4"/>
-              <w:left w:val="single" w:color="E3CFC9" w:sz="4"/>
-              <w:bottom w:val="single" w:color="E3CFC9" w:sz="4"/>
-              <w:right w:val="single" w:color="E3CFC9" w:sz="4"/>
-            </w:tcBorders>
-            <w:shd w:fill="B8352A" w:color="auto" w:val="clear"/>
-            <w:tcMar>
-              <w:top w:type="dxa" w:w="100"/>
-              <w:left w:type="dxa" w:w="100"/>
-              <w:bottom w:type="dxa" w:w="100"/>
-              <w:right w:type="dxa" w:w="100"/>
-            </w:tcMar>
-            <w:vAlign w:val="center"/>
-          </w:tcPr>
-          <w:p>
-            <w:pPr>
-              <w:spacing w:after="0" w:line="280"/>
-              <w:jc w:val="center"/>
-            </w:pPr>
-            <w:r>
-              <w:rPr>
-                <w:rFonts w:ascii="Microsoft YaHei" w:cs="Microsoft YaHei" w:eastAsia="Microsoft YaHei" w:hAnsi="Microsoft YaHei"/>
-                <w:b/>
-                <w:bCs/>
-                <w:color w:val="FFFFFF"/>
-                <w:sz w:val="21"/>
-                <w:szCs w:val="21"/>
-              </w:rPr>
-              <w:t xml:space="preserve">定制开发（FDE）</w:t>
-            </w:r>
-          </w:p>
-        </w:tc>
-      </w:tr>
-    </w:tbl>
-    <w:p>
-      <w:pPr>
-        <w:spacing w:after="100" w:before="100"/>
-      </w:pPr>
-      <w:r>
-        <w:rPr>
-          <w:rFonts w:ascii="Microsoft YaHei" w:cs="Microsoft YaHei" w:eastAsia="Microsoft YaHei" w:hAnsi="Microsoft YaHei"/>
-          <w:color w:val="555555"/>
-          <w:sz w:val="21"/>
-          <w:szCs w:val="21"/>
-        </w:rPr>
-        <w:t xml:space="preserve">另一条路：课后继续用 ThinkNova，买积分包。</w:t>
+        <w:t xml:space="preserve">三、对 CC 怎么讲</w:t>
       </w:r>
     </w:p>
     <w:p>
@@ -1437,7 +824,7 @@
           <w:sz w:val="21"/>
           <w:szCs w:val="21"/>
         </w:rPr>
-        <w:t xml:space="preserve">登记表字段：</w:t>
+        <w:t xml:space="preserve">学会一项新的数码技能：</w:t>
       </w:r>
       <w:r>
         <w:rPr>
@@ -1445,7 +832,7 @@
           <w:sz w:val="21"/>
           <w:szCs w:val="21"/>
         </w:rPr>
-        <w:t xml:space="preserve">姓名；手机号；家里有没有人做生意、做哪一行；想不想了解小生意 AI 课；同意我们用以上信息联系你（勾选）。</w:t>
+        <w:t xml:space="preserve">自己动手做照片和视频，当天就能发给家人。</w:t>
       </w:r>
     </w:p>
     <w:p>
@@ -1460,10 +847,20 @@
       <w:r>
         <w:rPr>
           <w:rFonts w:ascii="Microsoft YaHei" w:cs="Microsoft YaHei" w:eastAsia="Microsoft YaHei" w:hAnsi="Microsoft YaHei"/>
+          <w:b/>
+          <w:bCs/>
           <w:sz w:val="21"/>
           <w:szCs w:val="21"/>
         </w:rPr>
-        <w:t xml:space="preserve">「同意联系」这一项必须有：新加坡个人资料保护法（PDPA）要求收集联系方式前取得同意。</w:t>
+        <w:t xml:space="preserve">防诈骗：</w:t>
+      </w:r>
+      <w:r>
+        <w:rPr>
+          <w:rFonts w:ascii="Microsoft YaHei" w:cs="Microsoft YaHei" w:eastAsia="Microsoft YaHei" w:hAnsi="Microsoft YaHei"/>
+          <w:sz w:val="21"/>
+          <w:szCs w:val="21"/>
+        </w:rPr>
+        <w:t xml:space="preserve">课上提醒网上的照片、视频、直播、电话里的声音都可能是 AI 做的，有人要钱先打电话确认。</w:t>
       </w:r>
     </w:p>
     <w:p>
@@ -1478,10 +875,38 @@
       <w:r>
         <w:rPr>
           <w:rFonts w:ascii="Microsoft YaHei" w:cs="Microsoft YaHei" w:eastAsia="Microsoft YaHei" w:hAnsi="Microsoft YaHei"/>
+          <w:b/>
+          <w:bCs/>
           <w:sz w:val="21"/>
           <w:szCs w:val="21"/>
         </w:rPr>
-        <w:t xml:space="preserve">合照、学员作品要对外使用，也要现场取得本人同意。</w:t>
+        <w:t xml:space="preserve">安全使用：</w:t>
+      </w:r>
+      <w:r>
+        <w:rPr>
+          <w:rFonts w:ascii="Microsoft YaHei" w:cs="Microsoft YaHei" w:eastAsia="Microsoft YaHei" w:hAnsi="Microsoft YaHei"/>
+          <w:sz w:val="21"/>
+          <w:szCs w:val="21"/>
+        </w:rPr>
+        <w:t xml:space="preserve">分享时说明是 AI 做的，不乱用别人的照片，不把身份证、银行卡拍进照片。</w:t>
+      </w:r>
+    </w:p>
+    <w:p>
+      <w:pPr>
+        <w:pStyle w:val="ListParagraph"/>
+        <w:numPr>
+          <w:ilvl w:val="0"/>
+          <w:numId w:val="2"/>
+        </w:numPr>
+        <w:spacing w:after="60" w:line="300"/>
+      </w:pPr>
+      <w:r>
+        <w:rPr>
+          <w:rFonts w:ascii="Microsoft YaHei" w:cs="Microsoft YaHei" w:eastAsia="Microsoft YaHei" w:hAnsi="Microsoft YaHei"/>
+          <w:sz w:val="21"/>
+          <w:szCs w:val="21"/>
+        </w:rPr>
+        <w:t xml:space="preserve">【待确认】能不能对接政府现有的乐龄数码化项目。先查清项目名称和要求，谈的时候不要随口提。</w:t>
       </w:r>
     </w:p>
     <w:p>
@@ -1498,7 +923,7 @@
           <w:sz w:val="28"/>
           <w:szCs w:val="28"/>
         </w:rPr>
-        <w:t xml:space="preserve">五、对 CC 怎么讲</w:t>
+        <w:t xml:space="preserve">四、现场怎么安排</w:t>
       </w:r>
     </w:p>
     <w:p>
@@ -1518,7 +943,7 @@
           <w:sz w:val="21"/>
           <w:szCs w:val="21"/>
         </w:rPr>
-        <w:t xml:space="preserve">学会一项新的数码技能：</w:t>
+        <w:t xml:space="preserve">助教：</w:t>
       </w:r>
       <w:r>
         <w:rPr>
@@ -1526,7 +951,7 @@
           <w:sz w:val="21"/>
           <w:szCs w:val="21"/>
         </w:rPr>
-        <w:t xml:space="preserve">自己动手做照片和视频，当天就能发给家人。</w:t>
+        <w:t xml:space="preserve">建议每 5–6 位学员配 1 名。现场注册最容易卡住，开场先集中帮大家注册。</w:t>
       </w:r>
     </w:p>
     <w:p>
@@ -1546,7 +971,7 @@
           <w:sz w:val="21"/>
           <w:szCs w:val="21"/>
         </w:rPr>
-        <w:t xml:space="preserve">防诈骗：</w:t>
+        <w:t xml:space="preserve">分组生成视频：</w:t>
       </w:r>
       <w:r>
         <w:rPr>
@@ -1554,7 +979,7 @@
           <w:sz w:val="21"/>
           <w:szCs w:val="21"/>
         </w:rPr>
-        <w:t xml:space="preserve">课上提醒网上的照片、视频、直播、电话里的声音都可能是 AI 做的，有人要钱先打电话确认。</w:t>
+        <w:t xml:space="preserve">每组 5–6 人轮流点生成，避免同时排队；报错就再点一次。</w:t>
       </w:r>
     </w:p>
     <w:p>
@@ -1574,7 +999,7 @@
           <w:sz w:val="21"/>
           <w:szCs w:val="21"/>
         </w:rPr>
-        <w:t xml:space="preserve">安全使用：</w:t>
+        <w:t xml:space="preserve">同意书：</w:t>
       </w:r>
       <w:r>
         <w:rPr>
@@ -1582,7 +1007,7 @@
           <w:sz w:val="21"/>
           <w:szCs w:val="21"/>
         </w:rPr>
-        <w:t xml:space="preserve">分享时说明是 AI 做的，不乱用别人的照片，不把身份证、银行卡拍进照片。</w:t>
+        <w:t xml:space="preserve">合照、学员作品要对外使用，现场先取得本人同意。</w:t>
       </w:r>
     </w:p>
     <w:p>
@@ -1597,10 +1022,20 @@
       <w:r>
         <w:rPr>
           <w:rFonts w:ascii="Microsoft YaHei" w:cs="Microsoft YaHei" w:eastAsia="Microsoft YaHei" w:hAnsi="Microsoft YaHei"/>
+          <w:b/>
+          <w:bCs/>
           <w:sz w:val="21"/>
           <w:szCs w:val="21"/>
         </w:rPr>
-        <w:t xml:space="preserve">【待确认】能不能对接政府现有的乐龄数码化项目。先查清项目名称和要求，谈判时不要随口提。</w:t>
+        <w:t xml:space="preserve">每场留下的记录：</w:t>
+      </w:r>
+      <w:r>
+        <w:rPr>
+          <w:rFonts w:ascii="Microsoft YaHei" w:cs="Microsoft YaHei" w:eastAsia="Microsoft YaHei" w:hAnsi="Microsoft YaHei"/>
+          <w:sz w:val="21"/>
+          <w:szCs w:val="21"/>
+        </w:rPr>
+        <w:t xml:space="preserve">出席人数、助教人数、合照、3–5 个学员作品、学员一句话反馈（都要已取得同意）。</w:t>
       </w:r>
     </w:p>
     <w:p>
@@ -1617,114 +1052,7 @@
           <w:sz w:val="28"/>
           <w:szCs w:val="28"/>
         </w:rPr>
-        <w:t xml:space="preserve">六、每场要留的曝光素材</w:t>
-      </w:r>
-    </w:p>
-    <w:p>
-      <w:pPr>
-        <w:pStyle w:val="ListParagraph"/>
-        <w:numPr>
-          <w:ilvl w:val="0"/>
-          <w:numId w:val="2"/>
-        </w:numPr>
-        <w:spacing w:after="60" w:line="300"/>
-      </w:pPr>
-      <w:r>
-        <w:rPr>
-          <w:rFonts w:ascii="Microsoft YaHei" w:cs="Microsoft YaHei" w:eastAsia="Microsoft YaHei" w:hAnsi="Microsoft YaHei"/>
-          <w:sz w:val="21"/>
-          <w:szCs w:val="21"/>
-        </w:rPr>
-        <w:t xml:space="preserve">出席人数、助教人数</w:t>
-      </w:r>
-    </w:p>
-    <w:p>
-      <w:pPr>
-        <w:pStyle w:val="ListParagraph"/>
-        <w:numPr>
-          <w:ilvl w:val="0"/>
-          <w:numId w:val="2"/>
-        </w:numPr>
-        <w:spacing w:after="60" w:line="300"/>
-      </w:pPr>
-      <w:r>
-        <w:rPr>
-          <w:rFonts w:ascii="Microsoft YaHei" w:cs="Microsoft YaHei" w:eastAsia="Microsoft YaHei" w:hAnsi="Microsoft YaHei"/>
-          <w:sz w:val="21"/>
-          <w:szCs w:val="21"/>
-        </w:rPr>
-        <w:t xml:space="preserve">合照（已取得同意）</w:t>
-      </w:r>
-    </w:p>
-    <w:p>
-      <w:pPr>
-        <w:pStyle w:val="ListParagraph"/>
-        <w:numPr>
-          <w:ilvl w:val="0"/>
-          <w:numId w:val="2"/>
-        </w:numPr>
-        <w:spacing w:after="60" w:line="300"/>
-      </w:pPr>
-      <w:r>
-        <w:rPr>
-          <w:rFonts w:ascii="Microsoft YaHei" w:cs="Microsoft YaHei" w:eastAsia="Microsoft YaHei" w:hAnsi="Microsoft YaHei"/>
-          <w:sz w:val="21"/>
-          <w:szCs w:val="21"/>
-        </w:rPr>
-        <w:t xml:space="preserve">学员作品 3–5 个（已取得同意）</w:t>
-      </w:r>
-    </w:p>
-    <w:p>
-      <w:pPr>
-        <w:pStyle w:val="ListParagraph"/>
-        <w:numPr>
-          <w:ilvl w:val="0"/>
-          <w:numId w:val="2"/>
-        </w:numPr>
-        <w:spacing w:after="60" w:line="300"/>
-      </w:pPr>
-      <w:r>
-        <w:rPr>
-          <w:rFonts w:ascii="Microsoft YaHei" w:cs="Microsoft YaHei" w:eastAsia="Microsoft YaHei" w:hAnsi="Microsoft YaHei"/>
-          <w:sz w:val="21"/>
-          <w:szCs w:val="21"/>
-        </w:rPr>
-        <w:t xml:space="preserve">学员一句话反馈（文字或视频）</w:t>
-      </w:r>
-    </w:p>
-    <w:p>
-      <w:pPr>
-        <w:pStyle w:val="ListParagraph"/>
-        <w:numPr>
-          <w:ilvl w:val="0"/>
-          <w:numId w:val="2"/>
-        </w:numPr>
-        <w:spacing w:after="60" w:line="300"/>
-      </w:pPr>
-      <w:r>
-        <w:rPr>
-          <w:rFonts w:ascii="Microsoft YaHei" w:cs="Microsoft YaHei" w:eastAsia="Microsoft YaHei" w:hAnsi="Microsoft YaHei"/>
-          <w:sz w:val="21"/>
-          <w:szCs w:val="21"/>
-        </w:rPr>
-        <w:t xml:space="preserve">登记表里「家里有人做生意」的人数</w:t>
-      </w:r>
-    </w:p>
-    <w:p>
-      <w:pPr>
-        <w:keepNext/>
-        <w:spacing w:after="120" w:before="280"/>
-      </w:pPr>
-      <w:r>
-        <w:rPr>
-          <w:rFonts w:ascii="Microsoft YaHei" w:cs="Microsoft YaHei" w:eastAsia="Microsoft YaHei" w:hAnsi="Microsoft YaHei"/>
-          <w:b/>
-          <w:bCs/>
-          <w:color w:val="B8352A"/>
-          <w:sz w:val="28"/>
-          <w:szCs w:val="28"/>
-        </w:rPr>
-        <w:t xml:space="preserve">七、要定的事</w:t>
+        <w:t xml:space="preserve">五、要定的事</w:t>
       </w:r>
     </w:p>
     <w:tbl>
@@ -1848,7 +1176,7 @@
                 <w:sz w:val="21"/>
                 <w:szCs w:val="21"/>
               </w:rPr>
-              <w:t xml:space="preserve">算力费金额</w:t>
+              <w:t xml:space="preserve">费用金额</w:t>
             </w:r>
           </w:p>
         </w:tc>
@@ -2225,7 +1553,7 @@
                 <w:sz w:val="21"/>
                 <w:szCs w:val="21"/>
               </w:rPr>
-              <w:t xml:space="preserve">建议每 5–6 位学员配 1 名，现场注册最容易卡住</w:t>
+              <w:t xml:space="preserve">建议每 5–6 位学员配 1 名</w:t>
             </w:r>
           </w:p>
         </w:tc>
@@ -2331,7 +1659,7 @@
                 <w:sz w:val="21"/>
                 <w:szCs w:val="21"/>
               </w:rPr>
-              <w:t xml:space="preserve">登记表和同意书</w:t>
+              <w:t xml:space="preserve">同意书</w:t>
             </w:r>
           </w:p>
         </w:tc>
@@ -2400,7 +1728,7 @@
                 <w:sz w:val="21"/>
                 <w:szCs w:val="21"/>
               </w:rPr>
-              <w:t xml:space="preserve">实测：新邮箱验证码多久到、手机网页能不能生成</w:t>
+              <w:t xml:space="preserve">实测：新邮箱验证码多久到、手机网页能不能生成、一节课用掉多少积分</w:t>
             </w:r>
           </w:p>
         </w:tc>
@@ -2452,7 +1780,7 @@
           <w:sz w:val="28"/>
           <w:szCs w:val="28"/>
         </w:rPr>
-        <w:t xml:space="preserve">八、风险</w:t>
+        <w:t xml:space="preserve">六、风险</w:t>
       </w:r>
     </w:p>
     <w:tbl>
@@ -3047,7 +2375,7 @@
                 <w:sz w:val="21"/>
                 <w:szCs w:val="21"/>
               </w:rPr>
-              <w:t xml:space="preserve">当场转化归零</w:t>
+              <w:t xml:space="preserve">收不到费用</w:t>
             </w:r>
           </w:p>
         </w:tc>
@@ -3079,7 +2407,7 @@
                 <w:sz w:val="21"/>
                 <w:szCs w:val="21"/>
               </w:rPr>
-              <w:t xml:space="preserve">改成课程免费、课后自愿购买，先把合作谈下来，以曝光为主</w:t>
+              <w:t xml:space="preserve">改成课程免费、课后自愿购买，先把课开起来</w:t>
             </w:r>
           </w:p>
         </w:tc>
